--- a/offerletter/full-time/sloud-fulltime-letter-template.docx
+++ b/offerletter/full-time/sloud-fulltime-letter-template.docx
@@ -29,7 +29,13 @@
               <w:bottom w:type="dxa" w:w="0"/>
               <w:right w:type="dxa" w:w="0"/>
             </w:tcMar>
-            <w:vAlign w:val="top"/>
+            <w:vAlign w:val="center"/>
+            <w:tcBorders>
+              <w:top w:val="nil"/>
+              <w:left w:val="nil"/>
+              <w:bottom w:val="nil"/>
+              <w:right w:val="nil"/>
+            </w:tcBorders>
           </w:tcPr>
           <w:p>
             <w:pPr>
@@ -86,7 +92,13 @@
               <w:bottom w:type="dxa" w:w="0"/>
               <w:right w:type="dxa" w:w="0"/>
             </w:tcMar>
-            <w:vAlign w:val="top"/>
+            <w:vAlign w:val="center"/>
+            <w:tcBorders>
+              <w:top w:val="nil"/>
+              <w:left w:val="nil"/>
+              <w:bottom w:val="nil"/>
+              <w:right w:val="nil"/>
+            </w:tcBorders>
           </w:tcPr>
           <w:p>
             <w:pPr>
@@ -217,7 +229,7 @@
     </w:p>
     <w:p>
       <w:pPr>
-        <w:spacing w:after="20" w:line="264"/>
+        <w:spacing w:after="80" w:line="264"/>
       </w:pPr>
       <w:r>
         <w:rPr>
@@ -231,7 +243,7 @@
     </w:p>
     <w:p>
       <w:pPr>
-        <w:spacing w:after="20" w:line="264"/>
+        <w:spacing w:after="80" w:line="264"/>
       </w:pPr>
       <w:r>
         <w:rPr>
@@ -239,7 +251,7 @@
           <w:b/>
           <w:bCs/>
           <w:color w:val="1F2937"/>
-          <w:sz w:val="21"/>
+          <w:sz w:val="24"/>
           <w:szCs w:val="21"/>
         </w:rPr>
         <w:t xml:space="preserve">[Candidate Name]</w:t>
@@ -247,7 +259,7 @@
     </w:p>
     <w:p>
       <w:pPr>
-        <w:spacing w:after="20" w:line="264"/>
+        <w:spacing w:after="80" w:line="264"/>
       </w:pPr>
       <w:r>
         <w:rPr>
@@ -261,7 +273,7 @@
     </w:p>
     <w:p>
       <w:pPr>
-        <w:spacing w:after="20" w:line="264"/>
+        <w:spacing w:after="80" w:line="264"/>
       </w:pPr>
       <w:r>
         <w:rPr>
@@ -275,7 +287,7 @@
     </w:p>
     <w:p>
       <w:pPr>
-        <w:spacing w:after="230" w:line="264"/>
+        <w:spacing w:after="80" w:line="264"/>
       </w:pPr>
       <w:r>
         <w:rPr>
@@ -2352,7 +2364,7 @@
       <w:r>
         <w:drawing>
           <wp:inline distT="0" distB="0" distL="0" distR="0">
-            <wp:extent cx="4457700" cy="428625"/>
+            <wp:extent cx="4457700" cy="1114425"/>
             <wp:effectExtent t="0" r="0" b="0" l="0"/>
             <wp:docPr id="1" name="" descr="" title=""/>
             <wp:cNvGraphicFramePr>
@@ -2377,7 +2389,7 @@
                   <pic:spPr bwMode="auto">
                     <a:xfrm>
                       <a:off x="0" y="0"/>
-                      <a:ext cx="4457700" cy="428625"/>
+                      <a:ext cx="4457700" cy="1114425"/>
                     </a:xfrm>
                     <a:prstGeom prst="rect">
                       <a:avLst/>

--- a/offerletter/full-time/sloud-fulltime-letter-template.docx
+++ b/offerletter/full-time/sloud-fulltime-letter-template.docx
@@ -2220,13 +2220,38 @@
               <w:spacing w:after="50" w:line="264"/>
             </w:pPr>
             <w:r>
-              <w:rPr>
-                <w:rFonts w:ascii="Calibri" w:cs="Calibri" w:eastAsia="Calibri" w:hAnsi="Calibri"/>
-                <w:color w:val="1F2937"/>
-                <w:sz w:val="21"/>
-                <w:szCs w:val="21"/>
-              </w:rPr>
-              <w:t xml:space="preserve">________________________________</w:t>
+              <w:drawing>
+                <wp:inline xmlns:a="http://schemas.openxmlformats.org/drawingml/2006/main" xmlns:pic="http://schemas.openxmlformats.org/drawingml/2006/picture">
+                  <wp:extent cx="588186" cy="731520"/>
+                  <wp:docPr id="2" name="Picture 2"/>
+                  <wp:cNvGraphicFramePr>
+                    <a:graphicFrameLocks noChangeAspect="1"/>
+                  </wp:cNvGraphicFramePr>
+                  <a:graphic>
+                    <a:graphicData uri="http://schemas.openxmlformats.org/drawingml/2006/picture">
+                      <pic:pic>
+                        <pic:nvPicPr>
+                          <pic:cNvPr id="0" name="signature-default.png"/>
+                          <pic:cNvPicPr/>
+                        </pic:nvPicPr>
+                        <pic:blipFill>
+                          <a:blip r:embed="rId10"/>
+                          <a:stretch>
+                            <a:fillRect/>
+                          </a:stretch>
+                        </pic:blipFill>
+                        <pic:spPr>
+                          <a:xfrm>
+                            <a:off x="0" y="0"/>
+                            <a:ext cx="588186" cy="731520"/>
+                          </a:xfrm>
+                          <a:prstGeom prst="rect"/>
+                        </pic:spPr>
+                      </pic:pic>
+                    </a:graphicData>
+                  </a:graphic>
+                </wp:inline>
+              </w:drawing>
             </w:r>
           </w:p>
           <w:p>

--- a/offerletter/full-time/sloud-fulltime-letter-template.docx
+++ b/offerletter/full-time/sloud-fulltime-letter-template.docx
@@ -2217,6 +2217,19 @@
           </w:p>
           <w:p>
             <w:pPr>
+              <w:spacing w:after="30"/>
+            </w:pPr>
+            <w:r>
+              <w:rPr>
+                <w:rFonts w:ascii="Calibri" w:hAnsi="Calibri"/>
+                <w:color w:val="94A3B8"/>
+                <w:sz w:val="16"/>
+              </w:rPr>
+              <w:t>Signature:</w:t>
+            </w:r>
+          </w:p>
+          <w:p>
+            <w:pPr>
               <w:spacing w:after="50" w:line="264"/>
             </w:pPr>
             <w:r>
@@ -2274,12 +2287,11 @@
             </w:pPr>
             <w:r>
               <w:rPr>
-                <w:rFonts w:ascii="Calibri" w:cs="Calibri" w:eastAsia="Calibri" w:hAnsi="Calibri"/>
+                <w:rFonts w:ascii="Calibri" w:hAnsi="Calibri"/>
                 <w:color w:val="64748B"/>
                 <w:sz w:val="19"/>
-                <w:szCs w:val="19"/>
-              </w:rPr>
-              <w:t xml:space="preserve">Date: ____________________</w:t>
+              </w:rPr>
+              <w:t>Date: [DD Month YYYY]</w:t>
             </w:r>
           </w:p>
         </w:tc>
@@ -2321,6 +2333,19 @@
                 <w:szCs w:val="21"/>
               </w:rPr>
               <w:t xml:space="preserve">Accepted by the Employee</w:t>
+            </w:r>
+          </w:p>
+          <w:p>
+            <w:pPr>
+              <w:spacing w:after="30"/>
+            </w:pPr>
+            <w:r>
+              <w:rPr>
+                <w:rFonts w:ascii="Calibri" w:hAnsi="Calibri"/>
+                <w:color w:val="94A3B8"/>
+                <w:sz w:val="16"/>
+              </w:rPr>
+              <w:t>Signature:</w:t>
             </w:r>
           </w:p>
           <w:p>
